--- a/engine/arcc_study/ARCC_Valuation_Study_03-09-2026_public.docx
+++ b/engine/arcc_study/ARCC_Valuation_Study_03-09-2026_public.docx
@@ -1106,7 +1106,35 @@
           <w:color w:val="1C3A36"/>
           <w:sz w:val="21"/>
         </w:rPr>
-        <w:t>The sector context is what the forecast turns on, and it was corrected in this edition. Egypt sold about 72.6 million tonnes against roughly 76 million tonnes of nameplate — a market running near 96%, which is NOT the structurally slack market earlier editions of this study described. The oversupply risk is prospective: it lives in the 12.6 million tonne restart programme and in a production quota that was suspended in May 2025 rather than repealed, either of which would meet a market with little spare demand to absorb it.</w:t>
+        <w:t>The sector context is what earlier editions of this forecast turned on, and the measure they turned on was wrong. Egypt sold 65.1 million tonnes of CEMENT — 54.0 domestic and 11.1 exported — against roughly 76 million tonnes of cement nameplate. That is 86%, with about 10.9 million tonnes of grinding capacity idle. The 72.6Mt figure earlier editions used adds 7.6Mt of exported CLINKER, which leaves at the kiln and never enters a cement mill, and printed 96%.</w:t>
+      </w:r>
+    </w:p>
+    <w:p>
+      <w:pPr>
+        <w:spacing w:after="120" w:before="0"/>
+      </w:pPr>
+      <w:r>
+        <w:rPr>
+          <w:b w:val="0"/>
+          <w:i w:val="0"/>
+          <w:color w:val="1C3A36"/>
+          <w:sz w:val="21"/>
+        </w:rPr>
+        <w:t>SO THE MARKET IS NEITHER OF THE TWO THINGS THIS STUDY HAS CALLED IT. It is not the structurally slack market the first editions described, and it is not the 96% market the last one described. It is running with roughly a sixth of its cement capacity unused, and the 12.6 million tonne restart programme would take that to about 23.5Mt — a third of nameplate — before a tonne of new demand appears. A production quota suspended in May 2025 rather than repealed sits on top of that.</w:t>
+      </w:r>
+    </w:p>
+    <w:p>
+      <w:pPr>
+        <w:spacing w:after="120" w:before="0"/>
+      </w:pPr>
+      <w:r>
+        <w:rPr>
+          <w:b w:val="0"/>
+          <w:i w:val="0"/>
+          <w:color w:val="1C3A36"/>
+          <w:sz w:val="21"/>
+        </w:rPr>
+        <w:t>WHAT THIS DOES AND DOES NOT DO TO THE FORECAST, because a corrected premise that quietly leaves its conclusion standing is the same defect one step along. The price path in this study does NOT rest on the sector being tight. Its FY2026 step is taken from a filed number — the company's own fourth-quarter 2025 realised price, which is 7.2% above its full-year average — and every year after it grows at zero real against the house inflation path. That argument is unaffected by which utilisation figure is right. What IS affected is the comfort around it: at 86% with a restart programme pending, a price path that merely holds real is a stronger assumption than it looked at 96%, and the margin sensitivity in section 7 is where a reader should go to disagree with it.</w:t>
       </w:r>
     </w:p>
     <w:p>
@@ -3708,7 +3736,21 @@
           <w:color w:val="1C3A36"/>
           <w:sz w:val="21"/>
         </w:rPr>
-        <w:t>The reconstruction reproduces audited FY2025 revenue to +0.000% and audited FY2025 EBITDA to +0.000%. It is not forced to: the volume is derived from the revenue note and the cost lines are the printed ones, so a wrong price assumption would show up as a non-zero residual.</w:t>
+        <w:t>The reconstruction ties to audited FY2025 revenue at +0.000% and to audited FY2025 EBITDA at +0.000%. THAT IS A TIE AND NOT A TEST, and it is worth being plain about which: prices here are derived as revenue over volume, so revenue rebuilt as volume times price reconstructs by construction and would foot on any volume whatever. It is checked because a tie that failed to foot would mean an arithmetic error, not because footing corroborates the volume.</w:t>
+      </w:r>
+    </w:p>
+    <w:p>
+      <w:pPr>
+        <w:spacing w:after="120" w:before="0"/>
+      </w:pPr>
+      <w:r>
+        <w:rPr>
+          <w:b w:val="0"/>
+          <w:i w:val="0"/>
+          <w:color w:val="1C3A36"/>
+          <w:sz w:val="21"/>
+        </w:rPr>
+        <w:t>The test that CAN fail is the three derived prices, because they can be held against a market: local cement at EGP 2,856 a tonne, export cement at USD 46.2 and export clinker at USD 30.0. Two of the three are credible against Egyptian commentary. The third is not comfortable — export clinker sits roughly a third below the USD 44-48 the trade press quotes for Egyptian FOB cargoes — and that gap is a live disagreement between the physical disclosure and the price indices. It is published rather than tuned away, and it is the reason the volume base carries a sensitivity.</w:t>
       </w:r>
     </w:p>
     <w:p>
@@ -5377,7 +5419,7 @@
                 <w:color w:val="1C3A36"/>
                 <w:sz w:val="18"/>
               </w:rPr>
-              <w:t>Beta</w:t>
+              <w:t>Beta  (terminal is the explicit beta unlevered and relevered — see below)</w:t>
             </w:r>
           </w:p>
         </w:tc>
@@ -6209,7 +6251,49 @@
           <w:color w:val="6E7B77"/>
           <w:sz w:val="17"/>
         </w:rPr>
-        <w:t>Table 7 — The schedule. The glide fractions are the cumulative progress of the POUND cost-of-debt path: the discount rate is a pound rate applied to pound cash flows, so the Egyptian easing calendar sets its slope while the euro debt book sets the level of the cost of debt. The terminal value is capitalised at the terminal rate and brought home on year five's own cumulative factor — one date, one price of time.</w:t>
+        <w:t>Table 7 — The schedule. The glide fractions are the cumulative progress of the POUND cost-of-debt path: the discount rate is a pound rate applied to pound cash flows, so the Egyptian easing calendar sets its slope while the euro debt book sets the level of the cost of debt. The terminal value is capitalised at the terminal rate and brought home on the END-OF-WINDOW factor of 0.4156 at 4.50 years — it is the value at the end of the window of everything after it, so it arrives half a year later than year five's own cash flow at 0.4521 and is worth less. One date, one price of time, and the terminal's date is not year five's.</w:t>
+      </w:r>
+    </w:p>
+    <w:p>
+      <w:pPr>
+        <w:spacing w:after="120" w:before="0"/>
+      </w:pPr>
+      <w:r>
+        <w:rPr>
+          <w:b w:val="0"/>
+          <w:i w:val="0"/>
+          <w:color w:val="1C3A36"/>
+          <w:sz w:val="21"/>
+        </w:rPr>
+        <w:t>ONE CHOICE IN THAT TABLE IS NOT THE ONLY PUBLISHED ANSWER, and a reader should be told which. The equity risk premium of 9.41% is the CDS-based figure from the country risk file this study cites. The same row of the same file also publishes a RATING-based construction — Egypt at Caa1, a default spread of 6.37% and a total premium of 13.94% — and these are two answers rather than an answer and a footnote.</w:t>
+      </w:r>
+    </w:p>
+    <w:p>
+      <w:pPr>
+        <w:spacing w:after="120" w:before="0"/>
+      </w:pPr>
+      <w:r>
+        <w:rPr>
+          <w:b w:val="0"/>
+          <w:i w:val="0"/>
+          <w:color w:val="1C3A36"/>
+          <w:sz w:val="21"/>
+        </w:rPr>
+        <w:t>APPLIED CONSISTENTLY, the rating basis nets its own spread out of the risk-free rate and puts its own premium back on: a normalised risk-free of 16.58%, a cost of equity of 29.51% and an explicit cost of capital of 28.78% against the 27.60% adopted here — 118 basis points dearer. Half a basis is not a basis: mixing a CDS-netted risk-free rate with a rating premium would charge Egypt's default risk once at one price and once at another, so the comparison moves both legs together.</w:t>
+      </w:r>
+    </w:p>
+    <w:p>
+      <w:pPr>
+        <w:spacing w:after="120" w:before="0"/>
+      </w:pPr>
+      <w:r>
+        <w:rPr>
+          <w:b w:val="0"/>
+          <w:i w:val="0"/>
+          <w:color w:val="1C3A36"/>
+          <w:sz w:val="21"/>
+        </w:rPr>
+        <w:t>WHY THE CDS BASIS IS ADOPTED, and the honest form of the answer includes which way it cuts. A CDS spread is a price at which sovereign risk actually changed hands; a rating spread is a lookup from a letter grade to a table, and Egypt's letter grade moves in steps while its traded spread moves continuously. For a sovereign whose CDS trades in size, the traded price is the better estimate of what the market charges for that risk today. IT IS ALSO THE CHEAPER OF THE TWO, and therefore the one that flatters this valuation. A reader who prefers the rating basis should read 28.78% wherever this study prints 27.60%, and the terminal shifts with it.</w:t>
       </w:r>
     </w:p>
     <w:p>
@@ -6587,6 +6671,48 @@
     </w:p>
     <w:p>
       <w:pPr>
+        <w:spacing w:after="120" w:before="0"/>
+      </w:pPr>
+      <w:r>
+        <w:rPr>
+          <w:b w:val="0"/>
+          <w:i w:val="0"/>
+          <w:color w:val="1C3A36"/>
+          <w:sz w:val="21"/>
+        </w:rPr>
+        <w:t>ONE MORE BETA, AND IT IS NOT THE ONE ABOVE. Everything in this section concerns the beta the EXPLICIT window runs on. The terminal block runs on a different one — 1.074 against 0.928 — and the difference is not a second estimate but the same estimate at a different capital structure. The company today carries debt at 3.78% of its capital and holds more cash than debt; the terminal assumes it has settled at 20.0%, which is the structure a mature cement producer in this market would be expected to hold. A beta is a levered quantity, so it cannot be carried across that change unaltered: it is unlevered at the observed structure to an asset beta of 0.900 and relevered at the terminal one.</w:t>
+      </w:r>
+    </w:p>
+    <w:p>
+      <w:pPr>
+        <w:spacing w:after="120" w:before="0"/>
+      </w:pPr>
+      <w:r>
+        <w:rPr>
+          <w:b w:val="0"/>
+          <w:i w:val="0"/>
+          <w:color w:val="1C3A36"/>
+          <w:sz w:val="21"/>
+        </w:rPr>
+        <w:t>The tax rate in that step is the STATUTORY 22.50%, and it is deliberately not the effective 23.82% that every profit line in this model carries. The two answer different questions: what a pound of debt saves in tax is worth the statutory rate, while what the company actually pays on its profit is the effective one. Both are stated here because a reader who found two tax rates in one model and no explanation would be right to suspect one of them of being a mistake.</w:t>
+      </w:r>
+    </w:p>
+    <w:p>
+      <w:pPr>
+        <w:spacing w:after="120" w:before="0"/>
+      </w:pPr>
+      <w:r>
+        <w:rPr>
+          <w:b w:val="0"/>
+          <w:i w:val="0"/>
+          <w:color w:val="1C3A36"/>
+          <w:sz w:val="21"/>
+        </w:rPr>
+        <w:t>WHAT THE STEP IS WORTH, because a construction disclosed without its price is only half-disclosed. Relevering raises the terminal beta and therefore the terminal discount rate: carrying the explicit 0.928 straight through instead would lower the terminal cost of capital and RAISE the value. This study takes the more expensive of the two, and it does so because the terminal capital structure it assumes is a real assumption with a real consequence, not because the answer is preferred.</w:t>
+      </w:r>
+    </w:p>
+    <w:p>
+      <w:pPr>
         <w:spacing w:after="80" w:before="200"/>
       </w:pPr>
       <w:r>
@@ -8449,7 +8575,7 @@
           <w:color w:val="1C3A36"/>
           <w:sz w:val="21"/>
         </w:rPr>
-        <w:t>The margin path is the central judgement in this forecast, and it deserves stating as one number rather than left inside a table. Local prices are assumed to grow 51.7% in total across the five years while pound costs grow 56.6% — a real erosion of about 3%. The EBITDA margin therefore falls from the audited 39.3% to 40.4% by FY2030, still well above the 23.1% of FY2024 and far above the 22.0% of FY2023. The claim is not that the business deteriorates; it is that part of the 2025 step-change gives back as dormant capacity returns and energy reform continues. A reader who thinks the industry passes cost through faster should read the margin sensitivity in section 7: two points of margin is worth about EGP 4.92 a share.</w:t>
+        <w:t>The margin path is the central judgement in this forecast, and it deserves stating as one number rather than left inside a table — including where that number runs against the story. Local prices are assumed to grow 51.7% in total across the five years while the INPUT-PRICE index grows 56.6%, so on the published ladders cost outruns price by 3.2%. That is not the cost this model charges. Netting the alternative-fuel saving off the materials line — a funded programme with an asset under construction behind it, not a trend — the cash cost per tonne charged grows 46.9%, which is 3.1% SLOWER than price rather than faster.</w:t>
       </w:r>
     </w:p>
     <w:p>
@@ -8463,7 +8589,7 @@
           <w:color w:val="1C3A36"/>
           <w:sz w:val="21"/>
         </w:rPr>
-        <w:t>That path is set below the cost path in every year, and this revision changed how it is judged rather than only where it sits. The prior edition justified it against headline inflation of 56.6% — but that is the input-price index, not the cost the model actually charges. Netting the alternative-fuel saving off the materials line, the cash cost per tonne the model charges grows 46.9%, so the real erosion is -3.1% rather than the figure previously printed. The comparison is now made against the cost the model charges.</w:t>
+        <w:t>SO THE MARGIN DOES NOT GIVE BACK, AND EARLIER EDITIONS OF THIS PARAGRAPH SAID IT DID. The EBITDA margin dips once, to 39.0% in FY2026 from the audited 39.3%, and then rises in every year after it to 40.4% by FY2030 — above the best year this company has ever filed, against 23.1% in FY2024 and 22.0% in FY2023. A forecast that ends above a company's best filed year is a claim that needs its mechanism named rather than a sentence saying the opposite, and the mechanism is the alternative-fuel substitution: it is the whole of the gap between the input-price ladder and the cost charged. Strip it out and cost grows 56.6% against price at 51.7%, the wedge turns the other way, and the margin declines instead of rising.</w:t>
       </w:r>
     </w:p>
     <w:p>
@@ -8477,7 +8603,21 @@
           <w:color w:val="1C3A36"/>
           <w:sz w:val="21"/>
         </w:rPr>
-        <w:t>The presentation also settles a question three earlier editions argued about without evidence. It reports local revenue and local volume for both years, so the realised local price can be COMPUTED: EGP 1,810 a tonne in FY2024 against EGP 2,909 in FY2025, a rise of 60.7% on volume up only 11.7%. The FY2025 margin step was price, not volume. More useful for a forecast is the exit rate: the fourth quarter of 2025 realised EGP 3,118 a tonne, 7.2% ABOVE the full-year average. Holding that exit flat through 2026 would by itself produce a full-year average 7.2% higher, so the 8.0% carried here is less than a point above a path in which prices stop rising altogether. That is the sense in which this forecast is conservative, and it can now be checked rather than asserted.</w:t>
+        <w:t>THAT IS THE ASSUMPTION IN THIS SECTION MOST WORTH DISAGREEING WITH. It rests on a substitution rate reaching 5.5% of the materials and fuel line by FY2030, on capacity that is funded and being built rather than running. A reader who thinks the programme underdelivers, or that the industry passes cost through faster than assumed, should read the margin sensitivity in section 7: two points of margin is worth about EGP 4.92 a share.</w:t>
+      </w:r>
+    </w:p>
+    <w:p>
+      <w:pPr>
+        <w:spacing w:after="120" w:before="0"/>
+      </w:pPr>
+      <w:r>
+        <w:rPr>
+          <w:b w:val="0"/>
+          <w:i w:val="0"/>
+          <w:color w:val="1C3A36"/>
+          <w:sz w:val="21"/>
+        </w:rPr>
+        <w:t>The presentation also settles a question three earlier editions argued about without evidence. It reports local revenue and local volume for both years, so the realised local price can be COMPUTED: EGP 1,810 a tonne in FY2024 against EGP 2,909 in FY2025, a rise of 60.7% on volume up only 11.7%. The FY2025 margin step was price, not volume. More useful for a forecast is the exit rate: the fourth quarter of 2025 realised EGP 3,118 a tonne, 7.2% ABOVE the full-year average, so holding that exit flat through 2026 would by itself produce a full-year average 7.2% higher. THE STEP THIS FORECAST ACTUALLY CARRIES IS 16.5%, not the 8.0% growth index alone: the model calibrates its FY2026 channel prices to the reviewed half before growing them, and the calibration and the index both sit in that number. It is 9.3% above the flat-exit path rather than under a point above it, and the earlier editions of this paragraph quoted the index and left the calibration out — which understated the step by about half while claiming the forecast was conservative on exactly that ground. The honest statement is narrower: the price path grows BELOW cost inflation in every forecast year, which is where the margin discipline in this study actually sits, and the first-year level is set by a filed half rather than by a view.</w:t>
       </w:r>
     </w:p>
     <w:p>
@@ -9249,7 +9389,7 @@
           <w:color w:val="1C3A36"/>
           <w:sz w:val="21"/>
         </w:rPr>
-        <w:t>The terminal block is therefore struck on REPLACEMENT-COST invested capital — EGP 51,191mn, being 5.0Mt at USD 130 a tonne. On that basis the return on capital is 10.52% — the last forecast year's operating profit after tax against that capital, both measured at the same date. A figure of 11.3% appears in the earlier editions of this section and is NOT used here: it divides a profit already grown by one year of terminal growth by a capital base that has not grown, which flatters the return by 74 basis points for no reason other than the mismatch. The lower figure is the one this study tests growth against.</w:t>
+        <w:t>The terminal block is therefore struck on REPLACEMENT-COST invested capital — EGP 51,191mn, being 5.0Mt at USD 130 a tonne, converted at EGP 50.30 to the dollar and carried forward at the model's own cost inflation to the last forecast year — 5.0 x 130 x 50.30 x 1.566. THE ESCALATION IS NOT AN ADJUSTMENT AND IT IS THE OPERAND MOST EASILY MISSED: the terminal is struck in that year's money, so a replacement cost quoted in today's pounds against a profit five years out would compare two different currencies of the same name. In today's pounds the same capacity is EGP 32,695mn. On that basis the return on capital is 10.52% — the last forecast year's operating profit after tax against that capital, both measured at the same date. A figure of 11.3% appears in the earlier editions of this section and is NOT used here: it divides a profit already grown by one year of terminal growth by a capital base that has not grown, which flatters the return by 74 basis points for no reason other than the mismatch. The lower figure is the one this study tests growth against.</w:t>
       </w:r>
     </w:p>
     <w:p>
@@ -11610,7 +11750,7 @@
                 <w:color w:val="1C3A36"/>
                 <w:sz w:val="17"/>
               </w:rPr>
-              <w:t>their flat 20.06% vs our 24.5%→14.5%</w:t>
+              <w:t>their flat 20.06% vs our 27.60%-&gt;18.34%</w:t>
             </w:r>
           </w:p>
         </w:tc>
@@ -11629,7 +11769,7 @@
                 <w:color w:val="1C3A36"/>
                 <w:sz w:val="17"/>
               </w:rPr>
-              <w:t>Valuation date 1 Jan → 6 Aug</w:t>
+              <w:t>Valuation date 1 Jan -&gt; 30 Jun</w:t>
             </w:r>
           </w:p>
         </w:tc>
@@ -11990,7 +12130,7 @@
           <w:color w:val="1C3A36"/>
           <w:sz w:val="19"/>
         </w:rPr>
-        <w:t>Discount rate (-6.19, open — no referee). Their flat 20.06% is applied to FY2026 while the Egyptian 1-year T-bill yields 22.95% — below the risk-free rate, which is hard to defend. But it is correspondingly too HIGH late: their year-5 factor of 0.4813 is harsher than our 0.4876. The two errors very nearly cancel and the whole bar is EGP 0.16, so neither convention is worth arguing over.</w:t>
+        <w:t>Discount rate (-6.19, open — no referee). Their flat 20.06% is applied to FY2026 while the Egyptian 1-year T-bill yields 22.95% -- below the risk-free rate, which is hard to defend. Late in the window it runs the other way. On THEIR calendar, which is the only way to compare a rate against a rate, their year-five factor is 0.4813 against ours of 0.4353, so ours discounts the far end harder. The two work against each other and what is LEFT is this bar, -6.19 a share, which is the number to argue with rather than either convention.</w:t>
       </w:r>
     </w:p>
     <w:p>
@@ -12004,7 +12144,7 @@
           <w:color w:val="1C3A36"/>
           <w:sz w:val="19"/>
         </w:rPr>
-        <w:t>Valuation date 1 Jan → 6 Aug (-3.96, EFG off mark). A price is what you pay today. Only the remainder of the current fiscal year sits inside the discounted window, so the rest of that year's free cash flow leaves it -- and arrives in the bridge as cash already earned. This step REMOVES value on net. The +1.37 of accumulated cash is INSIDE the answer; it is not owed on top.</w:t>
+        <w:t>Valuation date 1 Jan -&gt; 30 Jun (-3.96, EFG off mark). A price is what you pay today. Only the remainder of the current fiscal year sits inside the discounted window, so the rest of that year's free cash flow leaves it -- and arrives in the bridge as cash already earned. This step REMOVES value on net. The +1.37 of accumulated cash is INSIDE the answer; it is not owed on top.</w:t>
       </w:r>
     </w:p>
     <w:p>
@@ -13848,7 +13988,7 @@
           <w:color w:val="1C3A36"/>
           <w:sz w:val="21"/>
         </w:rPr>
-        <w:t>The following is NOT a valuation. It is a distribution of where the share price could sit at two horizons, drawn from the price history alone and from nothing in the preceding sections. It is included because a single fair-value number tells a reader nothing about dispersion. Over 44 resolved three-month forecasts this name's price finished inside the 90% band 93.2% of the time, against a 90% target — a record long enough to read, and one on which nothing further is claimed either way. Its bands run 1.43 times the width of a naive carry-anchored random walk's, which is disclosed rather than judged: on this exchange that is the ordinary figure and a wider band is not automatically a worse one.</w:t>
+        <w:t>The following is NOT a valuation. It is a distribution of where the share price could sit at two horizons, drawn from the price history alone and from nothing in the preceding sections. It is included because a single fair-value number tells a reader nothing about dispersion. Over 44 resolved three-month forecasts this name's price finished inside the 90% band 93.2% of the time, against a 90% target — a record long enough to read, and one on which nothing further is claimed either way. Its bands run 1.45 times the width of a naive carry-anchored random walk's, which is disclosed rather than judged: on this exchange that is the ordinary figure and a wider band is not automatically a worse one.</w:t>
       </w:r>
     </w:p>
     <w:tbl>
@@ -15938,7 +16078,7 @@
           <w:color w:val="1C3A36"/>
           <w:sz w:val="21"/>
         </w:rPr>
-        <w:t>Local sales of goods rose 18.5% against the same half of 2025 while export sales of goods fell -3.8%. The company publishes no tonnage with its half-year accounts, so this study cannot tell how much of the local rise was a higher price and how much was more tonnes. It is taken entirely as price and carried through every forecast year as a level shift of 1.079 times. THAT IS THE ASSUMPTION IN THIS STUDY MOST CAPABLE OF BEING WRONG: if the rise was volume rather than price, and volume is capped by the plant, the later years are overstated.</w:t>
+        <w:t>Local sales of goods rose 18.5% against the same half of 2025 while export sales of goods fell -3.8%. The company publishes no tonnage with its half-year accounts, so this study cannot tell how much of the local rise was a higher price and how much was more tonnes. It is taken entirely as price and carried through every forecast year as a level shift of 1.079 times. THAT IS THE ASSUMPTION IN THIS STUDY MOST CAPABLE OF BEING WRONG: if the rise was volume rather than price, and volume is capped by the plant, the later years are overstated. TWO FURTHER FACTORS COME OUT OF THE SAME HALF AND ARE STATED HERE RATHER THAN LEFT TO THE MODEL: the export price is scaled 0.871 times, because export sales of goods FELL over the same half, and the whole cash-cost stack is scaled 0.976 times, because the half's own cost of sales and administrative expenses gross up to EGP 8,056mn against what the uncalibrated model would have charged. The cost factor is not an adjustment to the answer and it is the one that keeps the margin honest: calibrating price to a filed half WITHOUT calibrating cost to the same half would manufacture a margin out of the calibration itself, which is precisely what this study forbids elsewhere. The three move in different directions because that is what the half reports — local price up, export price down, cost down — and all three come from one document.</w:t>
       </w:r>
     </w:p>
     <w:p>
@@ -21971,7 +22111,35 @@
           <w:color w:val="1C3A36"/>
           <w:sz w:val="21"/>
         </w:rPr>
-        <w:t>Egypt carries about 76Mt of nameplate capacity against roughly 54Mt of domestic consumption and 73Mt of total sales. The balance now closes because it is taken from one disclosure rather than assembled from three: the same page gives local 53.9Mt, exports 18.6Mt and a total of 72.6Mt — the two components add to 72.5Mt at the one decimal each is published to, and the total is the disclosed figure rather than their sum. Earlier editions set a cement-plus-clinker export figure against a cement-only production figure and printed a balance that was out by 7.5Mt. The correction matters beyond tidiness: 72.6Mt of sales against roughly 76Mt of nameplate is a market running near 96%, which is NOT the structurally slack market this study has described from its first edition. The oversupply risk is prospective — it lives in the 12.6Mt restart programme, not in the current balance — and the distinction is material to the price path. The abolition of the production quota in May 2025 removed the mechanism that had been supporting price into that surplus, and the 12.6Mt restart programme would add to it.</w:t>
+        <w:t>Egypt carries about 76Mt of cement nameplate capacity. The company's own market page splits FY2025 sales three ways, and the split is what this balance turns on: domestic cement 54.0Mt, exported cement 11.1Mt, exported clinker 7.6Mt, total 72.6Mt. The three add to the disclosed total exactly, and the export line adds to the disclosed export total exactly, which is what makes either ratio below safe to publish.</w:t>
+      </w:r>
+    </w:p>
+    <w:p>
+      <w:pPr>
+        <w:spacing w:after="120" w:before="0"/>
+      </w:pPr>
+      <w:r>
+        <w:rPr>
+          <w:b w:val="0"/>
+          <w:i w:val="0"/>
+          <w:color w:val="1C3A36"/>
+          <w:sz w:val="21"/>
+        </w:rPr>
+        <w:t>TWO RATIOS COME OUT OF THAT PAGE AND ONLY ONE OF THEM MEANS ANYTHING. Cement sold — domestic plus export, 65.1Mt — against cement nameplate is 85.6%. All product sold, 72.6Mt, against the same cement nameplate is 95.6%. The second is the one earlier editions of this study printed, and it is not a measure of anything: clinker leaves at the kiln and never enters a cement mill, so a tonne exported as clinker consumes no grinding capacity and does not belong in the numerator. That is the SAME mismatch this study identified in the editions before it — a cement-plus-clinker figure against a cement-only one — committed again in the other direction, and the 65.1Mt discarded then as a failed balance was the correct cement-basis number all along.</w:t>
+      </w:r>
+    </w:p>
+    <w:p>
+      <w:pPr>
+        <w:spacing w:after="120" w:before="0"/>
+      </w:pPr>
+      <w:r>
+        <w:rPr>
+          <w:b w:val="0"/>
+          <w:i w:val="0"/>
+          <w:color w:val="1C3A36"/>
+          <w:sz w:val="21"/>
+        </w:rPr>
+        <w:t>ON THE MEASURE THAT MEANS SOMETHING, the market is running with about 10.9Mt of cement capacity idle — roughly a sixth of nameplate. That is neither the structurally slack market the first editions of this study described nor the tight one the last edition described. The 12.6Mt restart programme would take idle capacity to about 23.5Mt before any new demand appears, and the production quota abolished in May 2025 removed the mechanism that had been supporting price into a surplus. The forecast price path does not depend on which of these two numbers is right — its first-year step is a filed quarterly realisation and every later year holds flat in real terms — but the comfort around it does, and this is where a reader who wants to press on the price path should press.</w:t>
       </w:r>
     </w:p>
     <w:p>
@@ -22020,7 +22188,7 @@
           <w:color w:val="1C3A36"/>
           <w:sz w:val="21"/>
         </w:rPr>
-        <w:t>This is the dominant risk, and the disclosure corrects how it should be framed. The Egyptian market is NOT currently slack: it sold 72.6Mt against roughly 76Mt of nameplate, and this company realised a 60.7% rise in its local price in FY2025. The risk is prospective and it has two legs — the 12.6Mt restart programme, and a production quota that was SUSPENDED rather than repealed and could return without legislation. Either would meet a market with little spare demand to absorb it. That is why the forecast price path grows below cost inflation in every year despite an exit rate that would support more.</w:t>
+        <w:t>This is the dominant risk and it is LARGER than the edition before this one said, because that edition measured the market wrongly. On matched denominators Egypt sold 65.1Mt of cement against roughly 76Mt of cement nameplate — 86%, about 10.9Mt idle — where the previous edition printed 96% by counting exported clinker against grinding capacity it never touched. So the surplus is CURRENT as well as prospective. On top of it sit two further legs: the 12.6Mt restart programme, and a production quota SUSPENDED rather than repealed, which could return without legislation. Against that, this company realised a 60.7% rise in its local price in FY2025 and exited the year 7.2% above its own annual average, which is the evidence the first forecast year rests on — a filed number rather than a view about how tight the market is. Every year after it holds flat in real terms.</w:t>
       </w:r>
     </w:p>
     <w:p>
